--- a/docs/02_要件定義書/GU_ECsite_要件定義書_noai_雛形_20260824.docx
+++ b/docs/02_要件定義書/GU_ECsite_要件定義書_noai_雛形_20260824.docx
@@ -791,7 +791,6 @@
       <w:pPr>
         <w:spacing w:after="160"/>
         <w:rPr>
-          <w:rFonts w:hint="eastAsia"/>
           <w:lang w:eastAsia="ja-JP"/>
         </w:rPr>
       </w:pPr>
@@ -1080,22 +1079,40 @@
     <w:p>
       <w:pPr>
         <w:pStyle w:val="1"/>
+        <w:rPr>
+          <w:lang w:eastAsia="ja-JP"/>
+        </w:rPr>
       </w:pPr>
       <w:r>
+        <w:rPr>
+          <w:lang w:eastAsia="ja-JP"/>
+        </w:rPr>
         <w:t xml:space="preserve">4. </w:t>
       </w:r>
       <w:r>
+        <w:rPr>
+          <w:lang w:eastAsia="ja-JP"/>
+        </w:rPr>
         <w:t>業務要件</w:t>
       </w:r>
     </w:p>
     <w:p>
       <w:pPr>
         <w:pStyle w:val="21"/>
+        <w:rPr>
+          <w:lang w:eastAsia="ja-JP"/>
+        </w:rPr>
       </w:pPr>
       <w:r>
+        <w:rPr>
+          <w:lang w:eastAsia="ja-JP"/>
+        </w:rPr>
         <w:t xml:space="preserve">4.1 </w:t>
       </w:r>
       <w:r>
+        <w:rPr>
+          <w:lang w:eastAsia="ja-JP"/>
+        </w:rPr>
         <w:t>業務フロー</w:t>
       </w:r>
     </w:p>
@@ -1175,7 +1192,6 @@
       <w:pPr>
         <w:spacing w:after="160"/>
         <w:rPr>
-          <w:rFonts w:hint="eastAsia"/>
           <w:lang w:eastAsia="ja-JP"/>
         </w:rPr>
       </w:pPr>
@@ -1243,7 +1259,6 @@
         <w:spacing w:after="160"/>
         <w:ind w:left="360"/>
         <w:rPr>
-          <w:rFonts w:hint="eastAsia"/>
           <w:lang w:eastAsia="ja-JP"/>
         </w:rPr>
       </w:pPr>
@@ -1396,7 +1411,6 @@
               <w:spacing w:before="20" w:after="20" w:line="252" w:lineRule="auto"/>
               <w:jc w:val="center"/>
               <w:rPr>
-                <w:rFonts w:hint="eastAsia"/>
                 <w:lang w:eastAsia="ja-JP"/>
               </w:rPr>
             </w:pPr>
@@ -1417,7 +1431,6 @@
             <w:pPr>
               <w:spacing w:before="20" w:after="20" w:line="252" w:lineRule="auto"/>
               <w:rPr>
-                <w:rFonts w:hint="eastAsia"/>
                 <w:lang w:eastAsia="ja-JP"/>
               </w:rPr>
             </w:pPr>
@@ -1438,7 +1451,6 @@
             <w:pPr>
               <w:spacing w:before="20" w:after="20" w:line="252" w:lineRule="auto"/>
               <w:rPr>
-                <w:rFonts w:hint="eastAsia"/>
                 <w:lang w:eastAsia="ja-JP"/>
               </w:rPr>
             </w:pPr>
@@ -1483,7 +1495,6 @@
               <w:spacing w:before="20" w:after="20" w:line="252" w:lineRule="auto"/>
               <w:jc w:val="center"/>
               <w:rPr>
-                <w:rFonts w:hint="eastAsia"/>
                 <w:lang w:eastAsia="ja-JP"/>
               </w:rPr>
             </w:pPr>
@@ -1521,7 +1532,6 @@
             <w:pPr>
               <w:spacing w:before="20" w:after="20" w:line="252" w:lineRule="auto"/>
               <w:rPr>
-                <w:rFonts w:hint="eastAsia"/>
                 <w:lang w:eastAsia="ja-JP"/>
               </w:rPr>
             </w:pPr>
@@ -1573,7 +1583,6 @@
               <w:spacing w:before="20" w:after="20" w:line="252" w:lineRule="auto"/>
               <w:jc w:val="center"/>
               <w:rPr>
-                <w:rFonts w:hint="eastAsia"/>
                 <w:lang w:eastAsia="ja-JP"/>
               </w:rPr>
             </w:pPr>
@@ -1594,7 +1603,6 @@
             <w:pPr>
               <w:spacing w:before="20" w:after="20" w:line="252" w:lineRule="auto"/>
               <w:rPr>
-                <w:rFonts w:hint="eastAsia"/>
                 <w:lang w:eastAsia="ja-JP"/>
               </w:rPr>
             </w:pPr>
@@ -1666,7 +1674,6 @@
               <w:spacing w:before="20" w:after="20" w:line="252" w:lineRule="auto"/>
               <w:jc w:val="center"/>
               <w:rPr>
-                <w:rFonts w:hint="eastAsia"/>
                 <w:lang w:eastAsia="ja-JP"/>
               </w:rPr>
             </w:pPr>
@@ -1687,7 +1694,6 @@
             <w:pPr>
               <w:spacing w:before="20" w:after="20" w:line="252" w:lineRule="auto"/>
               <w:rPr>
-                <w:rFonts w:hint="eastAsia"/>
                 <w:lang w:eastAsia="ja-JP"/>
               </w:rPr>
             </w:pPr>
@@ -1728,9 +1734,6 @@
             <w:pPr>
               <w:spacing w:before="20" w:after="20" w:line="252" w:lineRule="auto"/>
               <w:jc w:val="center"/>
-              <w:rPr>
-                <w:rFonts w:hint="eastAsia"/>
-              </w:rPr>
             </w:pPr>
             <w:r>
               <w:rPr>
@@ -1762,7 +1765,6 @@
               <w:spacing w:before="20" w:after="20" w:line="252" w:lineRule="auto"/>
               <w:jc w:val="center"/>
               <w:rPr>
-                <w:rFonts w:hint="eastAsia"/>
                 <w:lang w:eastAsia="ja-JP"/>
               </w:rPr>
             </w:pPr>
@@ -1799,6 +1801,9 @@
           <w:p>
             <w:pPr>
               <w:spacing w:before="20" w:after="20" w:line="252" w:lineRule="auto"/>
+              <w:rPr>
+                <w:lang w:eastAsia="ja-JP"/>
+              </w:rPr>
             </w:pPr>
             <w:r>
               <w:rPr>
@@ -1848,7 +1853,6 @@
               <w:spacing w:before="20" w:after="20" w:line="252" w:lineRule="auto"/>
               <w:jc w:val="center"/>
               <w:rPr>
-                <w:rFonts w:hint="eastAsia"/>
                 <w:lang w:eastAsia="ja-JP"/>
               </w:rPr>
             </w:pPr>
@@ -1886,7 +1890,6 @@
             <w:pPr>
               <w:spacing w:before="20" w:after="20" w:line="252" w:lineRule="auto"/>
               <w:rPr>
-                <w:rFonts w:hint="eastAsia"/>
                 <w:lang w:eastAsia="ja-JP"/>
               </w:rPr>
             </w:pPr>
@@ -1938,7 +1941,6 @@
               <w:spacing w:before="20" w:after="20" w:line="252" w:lineRule="auto"/>
               <w:jc w:val="center"/>
               <w:rPr>
-                <w:rFonts w:hint="eastAsia"/>
                 <w:lang w:eastAsia="ja-JP"/>
               </w:rPr>
             </w:pPr>
@@ -2017,7 +2019,6 @@
               <w:spacing w:before="20" w:after="20" w:line="252" w:lineRule="auto"/>
               <w:jc w:val="center"/>
               <w:rPr>
-                <w:rFonts w:hint="eastAsia"/>
                 <w:lang w:eastAsia="ja-JP"/>
               </w:rPr>
             </w:pPr>
@@ -2054,6 +2055,9 @@
           <w:p>
             <w:pPr>
               <w:spacing w:before="20" w:after="20" w:line="252" w:lineRule="auto"/>
+              <w:rPr>
+                <w:lang w:eastAsia="ja-JP"/>
+              </w:rPr>
             </w:pPr>
             <w:r>
               <w:rPr>
@@ -2103,7 +2107,6 @@
               <w:spacing w:before="20" w:after="20" w:line="252" w:lineRule="auto"/>
               <w:jc w:val="center"/>
               <w:rPr>
-                <w:rFonts w:hint="eastAsia"/>
                 <w:lang w:eastAsia="ja-JP"/>
               </w:rPr>
             </w:pPr>
@@ -2141,7 +2144,6 @@
             <w:pPr>
               <w:spacing w:before="20" w:after="20" w:line="252" w:lineRule="auto"/>
               <w:rPr>
-                <w:rFonts w:hint="eastAsia"/>
                 <w:lang w:eastAsia="ja-JP"/>
               </w:rPr>
             </w:pPr>
@@ -2186,7 +2188,6 @@
               <w:spacing w:before="20" w:after="20" w:line="252" w:lineRule="auto"/>
               <w:jc w:val="center"/>
               <w:rPr>
-                <w:rFonts w:hint="eastAsia"/>
                 <w:lang w:eastAsia="ja-JP"/>
               </w:rPr>
             </w:pPr>
@@ -2223,6 +2224,9 @@
           <w:p>
             <w:pPr>
               <w:spacing w:before="20" w:after="20" w:line="252" w:lineRule="auto"/>
+              <w:rPr>
+                <w:lang w:eastAsia="ja-JP"/>
+              </w:rPr>
             </w:pPr>
             <w:r>
               <w:rPr>
@@ -2265,7 +2269,6 @@
               <w:spacing w:before="20" w:after="20" w:line="252" w:lineRule="auto"/>
               <w:jc w:val="center"/>
               <w:rPr>
-                <w:rFonts w:hint="eastAsia"/>
                 <w:lang w:eastAsia="ja-JP"/>
               </w:rPr>
             </w:pPr>
@@ -2285,9 +2288,6 @@
           <w:p>
             <w:pPr>
               <w:spacing w:before="20" w:after="20" w:line="252" w:lineRule="auto"/>
-              <w:rPr>
-                <w:rFonts w:hint="eastAsia"/>
-              </w:rPr>
             </w:pPr>
             <w:r>
               <w:rPr>
@@ -2324,7 +2324,6 @@
               <w:spacing w:before="20" w:after="20" w:line="252" w:lineRule="auto"/>
               <w:jc w:val="center"/>
               <w:rPr>
-                <w:rFonts w:hint="eastAsia"/>
                 <w:lang w:eastAsia="ja-JP"/>
               </w:rPr>
             </w:pPr>
@@ -2356,14 +2355,7 @@
                 <w:rFonts w:hint="eastAsia"/>
                 <w:lang w:eastAsia="ja-JP"/>
               </w:rPr>
-              <w:t>T-00</w:t>
-            </w:r>
-            <w:r>
-              <w:rPr>
-                <w:rFonts w:hint="eastAsia"/>
-                <w:lang w:eastAsia="ja-JP"/>
-              </w:rPr>
-              <w:t>2</w:t>
+              <w:t>T-002</w:t>
             </w:r>
           </w:p>
         </w:tc>
@@ -2439,7 +2431,6 @@
               <w:spacing w:before="20" w:after="20" w:line="252" w:lineRule="auto"/>
               <w:jc w:val="center"/>
               <w:rPr>
-                <w:rFonts w:hint="eastAsia"/>
                 <w:lang w:eastAsia="ja-JP"/>
               </w:rPr>
             </w:pPr>
@@ -2476,6 +2467,9 @@
           <w:p>
             <w:pPr>
               <w:spacing w:before="20" w:after="20" w:line="252" w:lineRule="auto"/>
+              <w:rPr>
+                <w:lang w:eastAsia="ja-JP"/>
+              </w:rPr>
             </w:pPr>
             <w:r>
               <w:rPr>
@@ -2500,14 +2494,7 @@
                 <w:rFonts w:hint="eastAsia"/>
                 <w:lang w:eastAsia="ja-JP"/>
               </w:rPr>
-              <w:t>運用担当</w:t>
-            </w:r>
-            <w:r>
-              <w:rPr>
-                <w:rFonts w:hint="eastAsia"/>
-                <w:lang w:eastAsia="ja-JP"/>
-              </w:rPr>
-              <w:t>/システム</w:t>
+              <w:t>運用担当/システム</w:t>
             </w:r>
           </w:p>
         </w:tc>
@@ -2530,14 +2517,7 @@
                 <w:rFonts w:hint="eastAsia"/>
                 <w:lang w:eastAsia="ja-JP"/>
               </w:rPr>
-              <w:t>T-00</w:t>
-            </w:r>
-            <w:r>
-              <w:rPr>
-                <w:rFonts w:hint="eastAsia"/>
-                <w:lang w:eastAsia="ja-JP"/>
-              </w:rPr>
-              <w:t>4</w:t>
+              <w:t>T-004</w:t>
             </w:r>
           </w:p>
         </w:tc>
@@ -2566,7 +2546,6 @@
             <w:pPr>
               <w:spacing w:before="20" w:after="20" w:line="252" w:lineRule="auto"/>
               <w:rPr>
-                <w:rFonts w:hint="eastAsia"/>
                 <w:lang w:eastAsia="ja-JP"/>
               </w:rPr>
             </w:pPr>
@@ -2616,14 +2595,7 @@
                 <w:rFonts w:hint="eastAsia"/>
                 <w:lang w:eastAsia="ja-JP"/>
               </w:rPr>
-              <w:t>T-00</w:t>
-            </w:r>
-            <w:r>
-              <w:rPr>
-                <w:rFonts w:hint="eastAsia"/>
-                <w:lang w:eastAsia="ja-JP"/>
-              </w:rPr>
-              <w:t>5</w:t>
+              <w:t>T-005</w:t>
             </w:r>
           </w:p>
         </w:tc>
@@ -2698,15 +2670,8 @@
                 <w:rFonts w:hint="eastAsia"/>
                 <w:lang w:eastAsia="ja-JP"/>
               </w:rPr>
-              <w:t>T-00</w:t>
+              <w:t>T-006</w:t>
             </w:r>
-            <w:r>
-              <w:rPr>
-                <w:rFonts w:hint="eastAsia"/>
-                <w:lang w:eastAsia="ja-JP"/>
-              </w:rPr>
-              <w:t>6</w:t>
-            </w:r>
           </w:p>
         </w:tc>
         <w:tc>
@@ -2717,7 +2682,6 @@
             <w:pPr>
               <w:spacing w:before="20" w:after="20" w:line="252" w:lineRule="auto"/>
               <w:rPr>
-                <w:rFonts w:hint="eastAsia"/>
                 <w:lang w:eastAsia="ja-JP"/>
               </w:rPr>
             </w:pPr>
@@ -2756,7 +2720,6 @@
               <w:spacing w:before="20" w:after="20" w:line="252" w:lineRule="auto"/>
               <w:jc w:val="center"/>
               <w:rPr>
-                <w:rFonts w:hint="eastAsia"/>
                 <w:lang w:eastAsia="ja-JP"/>
               </w:rPr>
             </w:pPr>
@@ -2788,14 +2751,7 @@
                 <w:rFonts w:hint="eastAsia"/>
                 <w:lang w:eastAsia="ja-JP"/>
               </w:rPr>
-              <w:t>T-00</w:t>
-            </w:r>
-            <w:r>
-              <w:rPr>
-                <w:rFonts w:hint="eastAsia"/>
-                <w:lang w:eastAsia="ja-JP"/>
-              </w:rPr>
-              <w:t>7</w:t>
+              <w:t>T-007</w:t>
             </w:r>
           </w:p>
         </w:tc>
@@ -2876,14 +2832,7 @@
                 <w:rFonts w:hint="eastAsia"/>
                 <w:lang w:eastAsia="ja-JP"/>
               </w:rPr>
-              <w:t>T-00</w:t>
-            </w:r>
-            <w:r>
-              <w:rPr>
-                <w:rFonts w:hint="eastAsia"/>
-                <w:lang w:eastAsia="ja-JP"/>
-              </w:rPr>
-              <w:t>8</w:t>
+              <w:t>T-008</w:t>
             </w:r>
           </w:p>
         </w:tc>
@@ -2953,7 +2902,6 @@
               <w:spacing w:before="20" w:after="20" w:line="252" w:lineRule="auto"/>
               <w:jc w:val="center"/>
               <w:rPr>
-                <w:rFonts w:hint="eastAsia"/>
                 <w:lang w:eastAsia="ja-JP"/>
               </w:rPr>
             </w:pPr>
@@ -3038,7 +2986,6 @@
               <w:spacing w:before="20" w:after="20" w:line="252" w:lineRule="auto"/>
               <w:jc w:val="center"/>
               <w:rPr>
-                <w:rFonts w:hint="eastAsia"/>
                 <w:lang w:eastAsia="ja-JP"/>
               </w:rPr>
             </w:pPr>
@@ -3100,14 +3047,7 @@
                 <w:rFonts w:hint="eastAsia"/>
                 <w:lang w:eastAsia="ja-JP"/>
               </w:rPr>
-              <w:t>運用担当</w:t>
-            </w:r>
-            <w:r>
-              <w:rPr>
-                <w:rFonts w:hint="eastAsia"/>
-                <w:lang w:eastAsia="ja-JP"/>
-              </w:rPr>
-              <w:t>/システム</w:t>
+              <w:t>運用担当/システム</w:t>
             </w:r>
           </w:p>
         </w:tc>
@@ -3125,7 +3065,6 @@
               <w:spacing w:before="20" w:after="20" w:line="252" w:lineRule="auto"/>
               <w:jc w:val="center"/>
               <w:rPr>
-                <w:rFonts w:hint="eastAsia"/>
                 <w:lang w:eastAsia="ja-JP"/>
               </w:rPr>
             </w:pPr>
@@ -3162,6 +3101,9 @@
           <w:p>
             <w:pPr>
               <w:spacing w:before="20" w:after="20" w:line="252" w:lineRule="auto"/>
+              <w:rPr>
+                <w:lang w:eastAsia="ja-JP"/>
+              </w:rPr>
             </w:pPr>
             <w:r>
               <w:rPr>
@@ -3207,7 +3149,6 @@
               <w:spacing w:before="20" w:after="20" w:line="252" w:lineRule="auto"/>
               <w:jc w:val="center"/>
               <w:rPr>
-                <w:rFonts w:hint="eastAsia"/>
                 <w:lang w:eastAsia="ja-JP"/>
               </w:rPr>
             </w:pPr>
@@ -3244,6 +3185,9 @@
           <w:p>
             <w:pPr>
               <w:spacing w:before="20" w:after="20" w:line="252" w:lineRule="auto"/>
+              <w:rPr>
+                <w:lang w:eastAsia="ja-JP"/>
+              </w:rPr>
             </w:pPr>
             <w:r>
               <w:rPr>
@@ -3372,7 +3316,6 @@
       <w:pPr>
         <w:spacing w:after="0"/>
         <w:rPr>
-          <w:rFonts w:hint="eastAsia"/>
           <w:lang w:eastAsia="ja-JP"/>
         </w:rPr>
       </w:pPr>
@@ -3615,7 +3558,18 @@
             <w:pPr>
               <w:spacing w:before="20" w:after="20" w:line="252" w:lineRule="auto"/>
               <w:jc w:val="center"/>
-            </w:pPr>
+              <w:rPr>
+                <w:rFonts w:hint="eastAsia"/>
+                <w:lang w:eastAsia="ja-JP"/>
+              </w:rPr>
+            </w:pPr>
+            <w:r>
+              <w:rPr>
+                <w:rFonts w:hint="eastAsia"/>
+                <w:lang w:eastAsia="ja-JP"/>
+              </w:rPr>
+              <w:t>FR-001</w:t>
+            </w:r>
           </w:p>
         </w:tc>
         <w:tc>
@@ -3626,6 +3580,13 @@
             <w:pPr>
               <w:spacing w:before="20" w:after="20" w:line="252" w:lineRule="auto"/>
             </w:pPr>
+            <w:r>
+              <w:rPr>
+                <w:rFonts w:hint="eastAsia"/>
+                <w:lang w:eastAsia="ja-JP"/>
+              </w:rPr>
+              <w:t>画面遷移</w:t>
+            </w:r>
           </w:p>
         </w:tc>
         <w:tc>
@@ -3636,6 +3597,13 @@
             <w:pPr>
               <w:spacing w:before="20" w:after="20" w:line="252" w:lineRule="auto"/>
             </w:pPr>
+            <w:r>
+              <w:rPr>
+                <w:rFonts w:hint="eastAsia"/>
+                <w:lang w:eastAsia="ja-JP"/>
+              </w:rPr>
+              <w:t>任意のボタンを押すと任意の画面に遷移する</w:t>
+            </w:r>
           </w:p>
         </w:tc>
         <w:tc>
@@ -3657,6 +3625,12 @@
             <w:pPr>
               <w:spacing w:before="20" w:after="20" w:line="252" w:lineRule="auto"/>
             </w:pPr>
+            <w:r>
+              <w:rPr>
+                <w:sz w:val="19"/>
+              </w:rPr>
+              <w:t>REQ-FR-101</w:t>
+            </w:r>
           </w:p>
         </w:tc>
         <w:tc>
@@ -3694,6 +3668,13 @@
             <w:pPr>
               <w:spacing w:before="20" w:after="20" w:line="252" w:lineRule="auto"/>
             </w:pPr>
+            <w:r>
+              <w:rPr>
+                <w:rFonts w:hint="eastAsia"/>
+                <w:lang w:eastAsia="ja-JP"/>
+              </w:rPr>
+              <w:t>主要カテゴリページ</w:t>
+            </w:r>
           </w:p>
         </w:tc>
         <w:tc>
@@ -3703,7 +3684,17 @@
           <w:p>
             <w:pPr>
               <w:spacing w:before="20" w:after="20" w:line="252" w:lineRule="auto"/>
-            </w:pPr>
+              <w:rPr>
+                <w:lang w:eastAsia="ja-JP"/>
+              </w:rPr>
+            </w:pPr>
+            <w:r>
+              <w:rPr>
+                <w:rFonts w:hint="eastAsia"/>
+                <w:lang w:eastAsia="ja-JP"/>
+              </w:rPr>
+              <w:t>主要カテゴリを一覧表示するページを持つ</w:t>
+            </w:r>
           </w:p>
         </w:tc>
         <w:tc>
@@ -3714,6 +3705,9 @@
             <w:pPr>
               <w:spacing w:before="20" w:after="20" w:line="252" w:lineRule="auto"/>
               <w:jc w:val="center"/>
+              <w:rPr>
+                <w:lang w:eastAsia="ja-JP"/>
+              </w:rPr>
             </w:pPr>
           </w:p>
         </w:tc>
@@ -3724,6 +3718,9 @@
           <w:p>
             <w:pPr>
               <w:spacing w:before="20" w:after="20" w:line="252" w:lineRule="auto"/>
+              <w:rPr>
+                <w:lang w:eastAsia="ja-JP"/>
+              </w:rPr>
             </w:pPr>
           </w:p>
         </w:tc>
@@ -3735,6 +3732,9 @@
             <w:pPr>
               <w:spacing w:before="20" w:after="20" w:line="252" w:lineRule="auto"/>
               <w:jc w:val="center"/>
+              <w:rPr>
+                <w:lang w:eastAsia="ja-JP"/>
+              </w:rPr>
             </w:pPr>
           </w:p>
         </w:tc>
@@ -3751,6 +3751,9 @@
             <w:pPr>
               <w:spacing w:before="20" w:after="20" w:line="252" w:lineRule="auto"/>
               <w:jc w:val="center"/>
+              <w:rPr>
+                <w:lang w:eastAsia="ja-JP"/>
+              </w:rPr>
             </w:pPr>
           </w:p>
         </w:tc>
@@ -3761,7 +3764,17 @@
           <w:p>
             <w:pPr>
               <w:spacing w:before="20" w:after="20" w:line="252" w:lineRule="auto"/>
-            </w:pPr>
+              <w:rPr>
+                <w:lang w:eastAsia="ja-JP"/>
+              </w:rPr>
+            </w:pPr>
+            <w:r>
+              <w:rPr>
+                <w:rFonts w:hint="eastAsia"/>
+                <w:lang w:eastAsia="ja-JP"/>
+              </w:rPr>
+              <w:t>季節の特集ページ</w:t>
+            </w:r>
           </w:p>
         </w:tc>
         <w:tc>
@@ -3771,7 +3784,17 @@
           <w:p>
             <w:pPr>
               <w:spacing w:before="20" w:after="20" w:line="252" w:lineRule="auto"/>
-            </w:pPr>
+              <w:rPr>
+                <w:lang w:eastAsia="ja-JP"/>
+              </w:rPr>
+            </w:pPr>
+            <w:r>
+              <w:rPr>
+                <w:rFonts w:hint="eastAsia"/>
+                <w:lang w:eastAsia="ja-JP"/>
+              </w:rPr>
+              <w:t>季節の特集を表示するページを持つ</w:t>
+            </w:r>
           </w:p>
         </w:tc>
         <w:tc>
@@ -3782,6 +3805,9 @@
             <w:pPr>
               <w:spacing w:before="20" w:after="20" w:line="252" w:lineRule="auto"/>
               <w:jc w:val="center"/>
+              <w:rPr>
+                <w:lang w:eastAsia="ja-JP"/>
+              </w:rPr>
             </w:pPr>
           </w:p>
         </w:tc>
@@ -3792,6 +3818,10 @@
           <w:p>
             <w:pPr>
               <w:spacing w:before="20" w:after="20" w:line="252" w:lineRule="auto"/>
+              <w:rPr>
+                <w:rFonts w:hint="eastAsia"/>
+                <w:lang w:eastAsia="ja-JP"/>
+              </w:rPr>
             </w:pPr>
           </w:p>
         </w:tc>
@@ -3803,6 +3833,9 @@
             <w:pPr>
               <w:spacing w:before="20" w:after="20" w:line="252" w:lineRule="auto"/>
               <w:jc w:val="center"/>
+              <w:rPr>
+                <w:lang w:eastAsia="ja-JP"/>
+              </w:rPr>
             </w:pPr>
           </w:p>
         </w:tc>
@@ -3819,6 +3852,9 @@
             <w:pPr>
               <w:spacing w:before="20" w:after="20" w:line="252" w:lineRule="auto"/>
               <w:jc w:val="center"/>
+              <w:rPr>
+                <w:lang w:eastAsia="ja-JP"/>
+              </w:rPr>
             </w:pPr>
           </w:p>
         </w:tc>
@@ -3829,7 +3865,18 @@
           <w:p>
             <w:pPr>
               <w:spacing w:before="20" w:after="20" w:line="252" w:lineRule="auto"/>
-            </w:pPr>
+              <w:rPr>
+                <w:rFonts w:hint="eastAsia"/>
+                <w:lang w:eastAsia="ja-JP"/>
+              </w:rPr>
+            </w:pPr>
+            <w:r>
+              <w:rPr>
+                <w:rFonts w:hint="eastAsia"/>
+                <w:lang w:eastAsia="ja-JP"/>
+              </w:rPr>
+              <w:t>おすすめ商品表示</w:t>
+            </w:r>
           </w:p>
         </w:tc>
         <w:tc>
@@ -3839,7 +3886,17 @@
           <w:p>
             <w:pPr>
               <w:spacing w:before="20" w:after="20" w:line="252" w:lineRule="auto"/>
-            </w:pPr>
+              <w:rPr>
+                <w:lang w:eastAsia="ja-JP"/>
+              </w:rPr>
+            </w:pPr>
+            <w:r>
+              <w:rPr>
+                <w:rFonts w:hint="eastAsia"/>
+                <w:lang w:eastAsia="ja-JP"/>
+              </w:rPr>
+              <w:t>ユーザーの閲覧履歴や季節性からおすすめ商品を表示する</w:t>
+            </w:r>
           </w:p>
         </w:tc>
         <w:tc>
@@ -3850,6 +3907,9 @@
             <w:pPr>
               <w:spacing w:before="20" w:after="20" w:line="252" w:lineRule="auto"/>
               <w:jc w:val="center"/>
+              <w:rPr>
+                <w:lang w:eastAsia="ja-JP"/>
+              </w:rPr>
             </w:pPr>
           </w:p>
         </w:tc>
@@ -3860,6 +3920,10 @@
           <w:p>
             <w:pPr>
               <w:spacing w:before="20" w:after="20" w:line="252" w:lineRule="auto"/>
+              <w:rPr>
+                <w:rFonts w:hint="eastAsia"/>
+                <w:lang w:eastAsia="ja-JP"/>
+              </w:rPr>
             </w:pPr>
           </w:p>
         </w:tc>
@@ -3871,6 +3935,9 @@
             <w:pPr>
               <w:spacing w:before="20" w:after="20" w:line="252" w:lineRule="auto"/>
               <w:jc w:val="center"/>
+              <w:rPr>
+                <w:lang w:eastAsia="ja-JP"/>
+              </w:rPr>
             </w:pPr>
           </w:p>
         </w:tc>
@@ -3887,6 +3954,9 @@
             <w:pPr>
               <w:spacing w:before="20" w:after="20" w:line="252" w:lineRule="auto"/>
               <w:jc w:val="center"/>
+              <w:rPr>
+                <w:lang w:eastAsia="ja-JP"/>
+              </w:rPr>
             </w:pPr>
           </w:p>
         </w:tc>
@@ -3897,7 +3967,17 @@
           <w:p>
             <w:pPr>
               <w:spacing w:before="20" w:after="20" w:line="252" w:lineRule="auto"/>
-            </w:pPr>
+              <w:rPr>
+                <w:lang w:eastAsia="ja-JP"/>
+              </w:rPr>
+            </w:pPr>
+            <w:r>
+              <w:rPr>
+                <w:rFonts w:hint="eastAsia"/>
+                <w:lang w:eastAsia="ja-JP"/>
+              </w:rPr>
+              <w:t>カテゴライズ</w:t>
+            </w:r>
           </w:p>
         </w:tc>
         <w:tc>
@@ -3907,7 +3987,18 @@
           <w:p>
             <w:pPr>
               <w:spacing w:before="20" w:after="20" w:line="252" w:lineRule="auto"/>
-            </w:pPr>
+              <w:rPr>
+                <w:rFonts w:hint="eastAsia"/>
+                <w:lang w:eastAsia="ja-JP"/>
+              </w:rPr>
+            </w:pPr>
+            <w:r>
+              <w:rPr>
+                <w:rFonts w:hint="eastAsia"/>
+                <w:lang w:eastAsia="ja-JP"/>
+              </w:rPr>
+              <w:t>商品をカテゴライズすることができる</w:t>
+            </w:r>
           </w:p>
         </w:tc>
         <w:tc>
@@ -3918,6 +4009,9 @@
             <w:pPr>
               <w:spacing w:before="20" w:after="20" w:line="252" w:lineRule="auto"/>
               <w:jc w:val="center"/>
+              <w:rPr>
+                <w:lang w:eastAsia="ja-JP"/>
+              </w:rPr>
             </w:pPr>
           </w:p>
         </w:tc>
@@ -3928,6 +4022,10 @@
           <w:p>
             <w:pPr>
               <w:spacing w:before="20" w:after="20" w:line="252" w:lineRule="auto"/>
+              <w:rPr>
+                <w:rFonts w:hint="eastAsia"/>
+                <w:lang w:eastAsia="ja-JP"/>
+              </w:rPr>
             </w:pPr>
           </w:p>
         </w:tc>
@@ -3939,6 +4037,9 @@
             <w:pPr>
               <w:spacing w:before="20" w:after="20" w:line="252" w:lineRule="auto"/>
               <w:jc w:val="center"/>
+              <w:rPr>
+                <w:lang w:eastAsia="ja-JP"/>
+              </w:rPr>
             </w:pPr>
           </w:p>
         </w:tc>
@@ -3955,6 +4056,9 @@
             <w:pPr>
               <w:spacing w:before="20" w:after="20" w:line="252" w:lineRule="auto"/>
               <w:jc w:val="center"/>
+              <w:rPr>
+                <w:lang w:eastAsia="ja-JP"/>
+              </w:rPr>
             </w:pPr>
           </w:p>
         </w:tc>
@@ -3965,7 +4069,17 @@
           <w:p>
             <w:pPr>
               <w:spacing w:before="20" w:after="20" w:line="252" w:lineRule="auto"/>
-            </w:pPr>
+              <w:rPr>
+                <w:lang w:eastAsia="ja-JP"/>
+              </w:rPr>
+            </w:pPr>
+            <w:r>
+              <w:rPr>
+                <w:rFonts w:hint="eastAsia"/>
+                <w:lang w:eastAsia="ja-JP"/>
+              </w:rPr>
+              <w:t>カテゴライズ</w:t>
+            </w:r>
           </w:p>
         </w:tc>
         <w:tc>
@@ -3975,7 +4089,18 @@
           <w:p>
             <w:pPr>
               <w:spacing w:before="20" w:after="20" w:line="252" w:lineRule="auto"/>
-            </w:pPr>
+              <w:rPr>
+                <w:rFonts w:hint="eastAsia"/>
+                <w:lang w:eastAsia="ja-JP"/>
+              </w:rPr>
+            </w:pPr>
+            <w:r>
+              <w:rPr>
+                <w:rFonts w:hint="eastAsia"/>
+                <w:lang w:eastAsia="ja-JP"/>
+              </w:rPr>
+              <w:t>カテゴライズした商品を編集できる、複数カテゴライズできる</w:t>
+            </w:r>
           </w:p>
         </w:tc>
         <w:tc>
@@ -3986,6 +4111,9 @@
             <w:pPr>
               <w:spacing w:before="20" w:after="20" w:line="252" w:lineRule="auto"/>
               <w:jc w:val="center"/>
+              <w:rPr>
+                <w:lang w:eastAsia="ja-JP"/>
+              </w:rPr>
             </w:pPr>
           </w:p>
         </w:tc>
@@ -3996,6 +4124,9 @@
           <w:p>
             <w:pPr>
               <w:spacing w:before="20" w:after="20" w:line="252" w:lineRule="auto"/>
+              <w:rPr>
+                <w:lang w:eastAsia="ja-JP"/>
+              </w:rPr>
             </w:pPr>
           </w:p>
         </w:tc>
@@ -4007,6 +4138,9 @@
             <w:pPr>
               <w:spacing w:before="20" w:after="20" w:line="252" w:lineRule="auto"/>
               <w:jc w:val="center"/>
+              <w:rPr>
+                <w:lang w:eastAsia="ja-JP"/>
+              </w:rPr>
             </w:pPr>
           </w:p>
         </w:tc>
@@ -4023,6 +4157,9 @@
             <w:pPr>
               <w:spacing w:before="20" w:after="20" w:line="252" w:lineRule="auto"/>
               <w:jc w:val="center"/>
+              <w:rPr>
+                <w:lang w:eastAsia="ja-JP"/>
+              </w:rPr>
             </w:pPr>
           </w:p>
         </w:tc>
@@ -4033,7 +4170,17 @@
           <w:p>
             <w:pPr>
               <w:spacing w:before="20" w:after="20" w:line="252" w:lineRule="auto"/>
-            </w:pPr>
+              <w:rPr>
+                <w:lang w:eastAsia="ja-JP"/>
+              </w:rPr>
+            </w:pPr>
+            <w:r>
+              <w:rPr>
+                <w:rFonts w:hint="eastAsia"/>
+                <w:lang w:eastAsia="ja-JP"/>
+              </w:rPr>
+              <w:t>絞り込み</w:t>
+            </w:r>
           </w:p>
         </w:tc>
         <w:tc>
@@ -4043,7 +4190,26 @@
           <w:p>
             <w:pPr>
               <w:spacing w:before="20" w:after="20" w:line="252" w:lineRule="auto"/>
-            </w:pPr>
+              <w:rPr>
+                <w:rFonts w:hint="eastAsia"/>
+                <w:lang w:eastAsia="ja-JP"/>
+              </w:rPr>
+            </w:pPr>
+            <w:r>
+              <w:rPr>
+                <w:rFonts w:hint="eastAsia"/>
+                <w:lang w:eastAsia="ja-JP"/>
+              </w:rPr>
+              <w:t>価格、サイズ、色、在庫有無で商品を</w:t>
+            </w:r>
+            <w:r>
+              <w:rPr>
+                <w:rFonts w:hint="eastAsia"/>
+                <w:lang w:eastAsia="ja-JP"/>
+              </w:rPr>
+              <w:lastRenderedPageBreak/>
+              <w:t>絞り込むことができる</w:t>
+            </w:r>
           </w:p>
         </w:tc>
         <w:tc>
@@ -4054,6 +4220,9 @@
             <w:pPr>
               <w:spacing w:before="20" w:after="20" w:line="252" w:lineRule="auto"/>
               <w:jc w:val="center"/>
+              <w:rPr>
+                <w:lang w:eastAsia="ja-JP"/>
+              </w:rPr>
             </w:pPr>
           </w:p>
         </w:tc>
@@ -4064,6 +4233,9 @@
           <w:p>
             <w:pPr>
               <w:spacing w:before="20" w:after="20" w:line="252" w:lineRule="auto"/>
+              <w:rPr>
+                <w:lang w:eastAsia="ja-JP"/>
+              </w:rPr>
             </w:pPr>
           </w:p>
         </w:tc>
@@ -4075,6 +4247,9 @@
             <w:pPr>
               <w:spacing w:before="20" w:after="20" w:line="252" w:lineRule="auto"/>
               <w:jc w:val="center"/>
+              <w:rPr>
+                <w:lang w:eastAsia="ja-JP"/>
+              </w:rPr>
             </w:pPr>
           </w:p>
         </w:tc>
@@ -4091,6 +4266,9 @@
             <w:pPr>
               <w:spacing w:before="20" w:after="20" w:line="252" w:lineRule="auto"/>
               <w:jc w:val="center"/>
+              <w:rPr>
+                <w:lang w:eastAsia="ja-JP"/>
+              </w:rPr>
             </w:pPr>
           </w:p>
         </w:tc>
@@ -4101,7 +4279,17 @@
           <w:p>
             <w:pPr>
               <w:spacing w:before="20" w:after="20" w:line="252" w:lineRule="auto"/>
-            </w:pPr>
+              <w:rPr>
+                <w:lang w:eastAsia="ja-JP"/>
+              </w:rPr>
+            </w:pPr>
+            <w:r>
+              <w:rPr>
+                <w:rFonts w:hint="eastAsia"/>
+                <w:lang w:eastAsia="ja-JP"/>
+              </w:rPr>
+              <w:t>検索</w:t>
+            </w:r>
           </w:p>
         </w:tc>
         <w:tc>
@@ -4111,7 +4299,17 @@
           <w:p>
             <w:pPr>
               <w:spacing w:before="20" w:after="20" w:line="252" w:lineRule="auto"/>
-            </w:pPr>
+              <w:rPr>
+                <w:lang w:eastAsia="ja-JP"/>
+              </w:rPr>
+            </w:pPr>
+            <w:r>
+              <w:rPr>
+                <w:rFonts w:hint="eastAsia"/>
+                <w:lang w:eastAsia="ja-JP"/>
+              </w:rPr>
+              <w:t>キーワードで商品を検索できる</w:t>
+            </w:r>
           </w:p>
         </w:tc>
         <w:tc>
@@ -4122,6 +4320,9 @@
             <w:pPr>
               <w:spacing w:before="20" w:after="20" w:line="252" w:lineRule="auto"/>
               <w:jc w:val="center"/>
+              <w:rPr>
+                <w:lang w:eastAsia="ja-JP"/>
+              </w:rPr>
             </w:pPr>
           </w:p>
         </w:tc>
@@ -4132,6 +4333,9 @@
           <w:p>
             <w:pPr>
               <w:spacing w:before="20" w:after="20" w:line="252" w:lineRule="auto"/>
+              <w:rPr>
+                <w:lang w:eastAsia="ja-JP"/>
+              </w:rPr>
             </w:pPr>
           </w:p>
         </w:tc>
@@ -4143,6 +4347,9 @@
             <w:pPr>
               <w:spacing w:before="20" w:after="20" w:line="252" w:lineRule="auto"/>
               <w:jc w:val="center"/>
+              <w:rPr>
+                <w:lang w:eastAsia="ja-JP"/>
+              </w:rPr>
             </w:pPr>
           </w:p>
         </w:tc>
@@ -4159,6 +4366,9 @@
             <w:pPr>
               <w:spacing w:before="20" w:after="20" w:line="252" w:lineRule="auto"/>
               <w:jc w:val="center"/>
+              <w:rPr>
+                <w:lang w:eastAsia="ja-JP"/>
+              </w:rPr>
             </w:pPr>
           </w:p>
         </w:tc>
@@ -4169,7 +4379,17 @@
           <w:p>
             <w:pPr>
               <w:spacing w:before="20" w:after="20" w:line="252" w:lineRule="auto"/>
-            </w:pPr>
+              <w:rPr>
+                <w:lang w:eastAsia="ja-JP"/>
+              </w:rPr>
+            </w:pPr>
+            <w:r>
+              <w:rPr>
+                <w:rFonts w:hint="eastAsia"/>
+                <w:lang w:eastAsia="ja-JP"/>
+              </w:rPr>
+              <w:t>検索候補表示</w:t>
+            </w:r>
           </w:p>
         </w:tc>
         <w:tc>
@@ -4179,7 +4399,17 @@
           <w:p>
             <w:pPr>
               <w:spacing w:before="20" w:after="20" w:line="252" w:lineRule="auto"/>
-            </w:pPr>
+              <w:rPr>
+                <w:lang w:eastAsia="ja-JP"/>
+              </w:rPr>
+            </w:pPr>
+            <w:r>
+              <w:rPr>
+                <w:rFonts w:hint="eastAsia"/>
+                <w:lang w:eastAsia="ja-JP"/>
+              </w:rPr>
+              <w:t>検索中に検索結果の候補を表示する</w:t>
+            </w:r>
           </w:p>
         </w:tc>
         <w:tc>
@@ -4190,6 +4420,9 @@
             <w:pPr>
               <w:spacing w:before="20" w:after="20" w:line="252" w:lineRule="auto"/>
               <w:jc w:val="center"/>
+              <w:rPr>
+                <w:lang w:eastAsia="ja-JP"/>
+              </w:rPr>
             </w:pPr>
           </w:p>
         </w:tc>
@@ -4200,6 +4433,9 @@
           <w:p>
             <w:pPr>
               <w:spacing w:before="20" w:after="20" w:line="252" w:lineRule="auto"/>
+              <w:rPr>
+                <w:lang w:eastAsia="ja-JP"/>
+              </w:rPr>
             </w:pPr>
           </w:p>
         </w:tc>
@@ -4211,6 +4447,9 @@
             <w:pPr>
               <w:spacing w:before="20" w:after="20" w:line="252" w:lineRule="auto"/>
               <w:jc w:val="center"/>
+              <w:rPr>
+                <w:lang w:eastAsia="ja-JP"/>
+              </w:rPr>
             </w:pPr>
           </w:p>
         </w:tc>
@@ -4227,6 +4466,9 @@
             <w:pPr>
               <w:spacing w:before="20" w:after="20" w:line="252" w:lineRule="auto"/>
               <w:jc w:val="center"/>
+              <w:rPr>
+                <w:lang w:eastAsia="ja-JP"/>
+              </w:rPr>
             </w:pPr>
           </w:p>
         </w:tc>
@@ -4237,7 +4479,17 @@
           <w:p>
             <w:pPr>
               <w:spacing w:before="20" w:after="20" w:line="252" w:lineRule="auto"/>
-            </w:pPr>
+              <w:rPr>
+                <w:lang w:eastAsia="ja-JP"/>
+              </w:rPr>
+            </w:pPr>
+            <w:r>
+              <w:rPr>
+                <w:rFonts w:hint="eastAsia"/>
+                <w:lang w:eastAsia="ja-JP"/>
+              </w:rPr>
+              <w:t>検索0件の場合</w:t>
+            </w:r>
           </w:p>
         </w:tc>
         <w:tc>
@@ -4247,7 +4499,18 @@
           <w:p>
             <w:pPr>
               <w:spacing w:before="20" w:after="20" w:line="252" w:lineRule="auto"/>
-            </w:pPr>
+              <w:rPr>
+                <w:rFonts w:hint="eastAsia"/>
+                <w:lang w:eastAsia="ja-JP"/>
+              </w:rPr>
+            </w:pPr>
+            <w:r>
+              <w:rPr>
+                <w:rFonts w:hint="eastAsia"/>
+                <w:lang w:eastAsia="ja-JP"/>
+              </w:rPr>
+              <w:t>検索0件の場合は、0件の旨をユーザーにフィードバックしつつ、類似キーワードでの検索結果やおすすめカテゴリ等の代替導線を呈示する</w:t>
+            </w:r>
           </w:p>
         </w:tc>
         <w:tc>
@@ -4258,6 +4521,9 @@
             <w:pPr>
               <w:spacing w:before="20" w:after="20" w:line="252" w:lineRule="auto"/>
               <w:jc w:val="center"/>
+              <w:rPr>
+                <w:lang w:eastAsia="ja-JP"/>
+              </w:rPr>
             </w:pPr>
           </w:p>
         </w:tc>
@@ -4268,6 +4534,9 @@
           <w:p>
             <w:pPr>
               <w:spacing w:before="20" w:after="20" w:line="252" w:lineRule="auto"/>
+              <w:rPr>
+                <w:lang w:eastAsia="ja-JP"/>
+              </w:rPr>
             </w:pPr>
           </w:p>
         </w:tc>
@@ -4279,6 +4548,9 @@
             <w:pPr>
               <w:spacing w:before="20" w:after="20" w:line="252" w:lineRule="auto"/>
               <w:jc w:val="center"/>
+              <w:rPr>
+                <w:lang w:eastAsia="ja-JP"/>
+              </w:rPr>
             </w:pPr>
           </w:p>
         </w:tc>
@@ -4295,6 +4567,9 @@
             <w:pPr>
               <w:spacing w:before="20" w:after="20" w:line="252" w:lineRule="auto"/>
               <w:jc w:val="center"/>
+              <w:rPr>
+                <w:lang w:eastAsia="ja-JP"/>
+              </w:rPr>
             </w:pPr>
           </w:p>
         </w:tc>
@@ -4305,7 +4580,17 @@
           <w:p>
             <w:pPr>
               <w:spacing w:before="20" w:after="20" w:line="252" w:lineRule="auto"/>
-            </w:pPr>
+              <w:rPr>
+                <w:lang w:eastAsia="ja-JP"/>
+              </w:rPr>
+            </w:pPr>
+            <w:r>
+              <w:rPr>
+                <w:rFonts w:hint="eastAsia"/>
+                <w:lang w:eastAsia="ja-JP"/>
+              </w:rPr>
+              <w:t>大カテゴリのページ推移</w:t>
+            </w:r>
           </w:p>
         </w:tc>
         <w:tc>
@@ -4315,7 +4600,18 @@
           <w:p>
             <w:pPr>
               <w:spacing w:before="20" w:after="20" w:line="252" w:lineRule="auto"/>
-            </w:pPr>
+              <w:rPr>
+                <w:rFonts w:hint="eastAsia"/>
+                <w:lang w:eastAsia="ja-JP"/>
+              </w:rPr>
+            </w:pPr>
+            <w:r>
+              <w:rPr>
+                <w:rFonts w:hint="eastAsia"/>
+                <w:lang w:eastAsia="ja-JP"/>
+              </w:rPr>
+              <w:t>Women, Men, Kids-Teenの各商品ページに遷移する</w:t>
+            </w:r>
           </w:p>
         </w:tc>
         <w:tc>
@@ -4326,6 +4622,9 @@
             <w:pPr>
               <w:spacing w:before="20" w:after="20" w:line="252" w:lineRule="auto"/>
               <w:jc w:val="center"/>
+              <w:rPr>
+                <w:lang w:eastAsia="ja-JP"/>
+              </w:rPr>
             </w:pPr>
           </w:p>
         </w:tc>
@@ -4336,6 +4635,9 @@
           <w:p>
             <w:pPr>
               <w:spacing w:before="20" w:after="20" w:line="252" w:lineRule="auto"/>
+              <w:rPr>
+                <w:lang w:eastAsia="ja-JP"/>
+              </w:rPr>
             </w:pPr>
           </w:p>
         </w:tc>
@@ -4347,6 +4649,9 @@
             <w:pPr>
               <w:spacing w:before="20" w:after="20" w:line="252" w:lineRule="auto"/>
               <w:jc w:val="center"/>
+              <w:rPr>
+                <w:lang w:eastAsia="ja-JP"/>
+              </w:rPr>
             </w:pPr>
           </w:p>
         </w:tc>
@@ -4363,6 +4668,9 @@
             <w:pPr>
               <w:spacing w:before="20" w:after="20" w:line="252" w:lineRule="auto"/>
               <w:jc w:val="center"/>
+              <w:rPr>
+                <w:lang w:eastAsia="ja-JP"/>
+              </w:rPr>
             </w:pPr>
           </w:p>
         </w:tc>
@@ -4373,7 +4681,18 @@
           <w:p>
             <w:pPr>
               <w:spacing w:before="20" w:after="20" w:line="252" w:lineRule="auto"/>
-            </w:pPr>
+              <w:rPr>
+                <w:rFonts w:hint="eastAsia"/>
+                <w:lang w:eastAsia="ja-JP"/>
+              </w:rPr>
+            </w:pPr>
+            <w:r>
+              <w:rPr>
+                <w:rFonts w:hint="eastAsia"/>
+                <w:lang w:eastAsia="ja-JP"/>
+              </w:rPr>
+              <w:t>メニューからの遷移</w:t>
+            </w:r>
           </w:p>
         </w:tc>
         <w:tc>
@@ -4383,7 +4702,17 @@
           <w:p>
             <w:pPr>
               <w:spacing w:before="20" w:after="20" w:line="252" w:lineRule="auto"/>
-            </w:pPr>
+              <w:rPr>
+                <w:lang w:eastAsia="ja-JP"/>
+              </w:rPr>
+            </w:pPr>
+            <w:r>
+              <w:rPr>
+                <w:rFonts w:hint="eastAsia"/>
+                <w:lang w:eastAsia="ja-JP"/>
+              </w:rPr>
+              <w:t>メニューボタンから、カテゴリ一覧、季節のコレクション、スタイリングリストへ推移</w:t>
+            </w:r>
           </w:p>
         </w:tc>
         <w:tc>
@@ -4394,6 +4723,9 @@
             <w:pPr>
               <w:spacing w:before="20" w:after="20" w:line="252" w:lineRule="auto"/>
               <w:jc w:val="center"/>
+              <w:rPr>
+                <w:lang w:eastAsia="ja-JP"/>
+              </w:rPr>
             </w:pPr>
           </w:p>
         </w:tc>
@@ -4404,6 +4736,9 @@
           <w:p>
             <w:pPr>
               <w:spacing w:before="20" w:after="20" w:line="252" w:lineRule="auto"/>
+              <w:rPr>
+                <w:lang w:eastAsia="ja-JP"/>
+              </w:rPr>
             </w:pPr>
           </w:p>
         </w:tc>
@@ -4415,6 +4750,9 @@
             <w:pPr>
               <w:spacing w:before="20" w:after="20" w:line="252" w:lineRule="auto"/>
               <w:jc w:val="center"/>
+              <w:rPr>
+                <w:lang w:eastAsia="ja-JP"/>
+              </w:rPr>
             </w:pPr>
           </w:p>
         </w:tc>
@@ -4431,6 +4769,9 @@
             <w:pPr>
               <w:spacing w:before="20" w:after="20" w:line="252" w:lineRule="auto"/>
               <w:jc w:val="center"/>
+              <w:rPr>
+                <w:lang w:eastAsia="ja-JP"/>
+              </w:rPr>
             </w:pPr>
           </w:p>
         </w:tc>
@@ -4441,6 +4782,9 @@
           <w:p>
             <w:pPr>
               <w:spacing w:before="20" w:after="20" w:line="252" w:lineRule="auto"/>
+              <w:rPr>
+                <w:lang w:eastAsia="ja-JP"/>
+              </w:rPr>
             </w:pPr>
           </w:p>
         </w:tc>
@@ -4451,6 +4795,9 @@
           <w:p>
             <w:pPr>
               <w:spacing w:before="20" w:after="20" w:line="252" w:lineRule="auto"/>
+              <w:rPr>
+                <w:lang w:eastAsia="ja-JP"/>
+              </w:rPr>
             </w:pPr>
           </w:p>
         </w:tc>
@@ -4462,6 +4809,9 @@
             <w:pPr>
               <w:spacing w:before="20" w:after="20" w:line="252" w:lineRule="auto"/>
               <w:jc w:val="center"/>
+              <w:rPr>
+                <w:lang w:eastAsia="ja-JP"/>
+              </w:rPr>
             </w:pPr>
           </w:p>
         </w:tc>
@@ -4472,6 +4822,9 @@
           <w:p>
             <w:pPr>
               <w:spacing w:before="20" w:after="20" w:line="252" w:lineRule="auto"/>
+              <w:rPr>
+                <w:lang w:eastAsia="ja-JP"/>
+              </w:rPr>
             </w:pPr>
           </w:p>
         </w:tc>
@@ -4483,6 +4836,9 @@
             <w:pPr>
               <w:spacing w:before="20" w:after="20" w:line="252" w:lineRule="auto"/>
               <w:jc w:val="center"/>
+              <w:rPr>
+                <w:lang w:eastAsia="ja-JP"/>
+              </w:rPr>
             </w:pPr>
           </w:p>
         </w:tc>
@@ -4499,6 +4855,9 @@
             <w:pPr>
               <w:spacing w:before="20" w:after="20" w:line="252" w:lineRule="auto"/>
               <w:jc w:val="center"/>
+              <w:rPr>
+                <w:lang w:eastAsia="ja-JP"/>
+              </w:rPr>
             </w:pPr>
           </w:p>
         </w:tc>
@@ -4509,6 +4868,9 @@
           <w:p>
             <w:pPr>
               <w:spacing w:before="20" w:after="20" w:line="252" w:lineRule="auto"/>
+              <w:rPr>
+                <w:lang w:eastAsia="ja-JP"/>
+              </w:rPr>
             </w:pPr>
           </w:p>
         </w:tc>
@@ -4519,6 +4881,9 @@
           <w:p>
             <w:pPr>
               <w:spacing w:before="20" w:after="20" w:line="252" w:lineRule="auto"/>
+              <w:rPr>
+                <w:lang w:eastAsia="ja-JP"/>
+              </w:rPr>
             </w:pPr>
           </w:p>
         </w:tc>
@@ -4530,6 +4895,9 @@
             <w:pPr>
               <w:spacing w:before="20" w:after="20" w:line="252" w:lineRule="auto"/>
               <w:jc w:val="center"/>
+              <w:rPr>
+                <w:lang w:eastAsia="ja-JP"/>
+              </w:rPr>
             </w:pPr>
           </w:p>
         </w:tc>
@@ -4540,6 +4908,9 @@
           <w:p>
             <w:pPr>
               <w:spacing w:before="20" w:after="20" w:line="252" w:lineRule="auto"/>
+              <w:rPr>
+                <w:lang w:eastAsia="ja-JP"/>
+              </w:rPr>
             </w:pPr>
           </w:p>
         </w:tc>
@@ -4551,6 +4922,9 @@
             <w:pPr>
               <w:spacing w:before="20" w:after="20" w:line="252" w:lineRule="auto"/>
               <w:jc w:val="center"/>
+              <w:rPr>
+                <w:lang w:eastAsia="ja-JP"/>
+              </w:rPr>
             </w:pPr>
           </w:p>
         </w:tc>
@@ -4567,6 +4941,9 @@
             <w:pPr>
               <w:spacing w:before="20" w:after="20" w:line="252" w:lineRule="auto"/>
               <w:jc w:val="center"/>
+              <w:rPr>
+                <w:lang w:eastAsia="ja-JP"/>
+              </w:rPr>
             </w:pPr>
           </w:p>
         </w:tc>
@@ -4577,6 +4954,9 @@
           <w:p>
             <w:pPr>
               <w:spacing w:before="20" w:after="20" w:line="252" w:lineRule="auto"/>
+              <w:rPr>
+                <w:lang w:eastAsia="ja-JP"/>
+              </w:rPr>
             </w:pPr>
           </w:p>
         </w:tc>
@@ -4587,6 +4967,9 @@
           <w:p>
             <w:pPr>
               <w:spacing w:before="20" w:after="20" w:line="252" w:lineRule="auto"/>
+              <w:rPr>
+                <w:lang w:eastAsia="ja-JP"/>
+              </w:rPr>
             </w:pPr>
           </w:p>
         </w:tc>
@@ -4598,6 +4981,9 @@
             <w:pPr>
               <w:spacing w:before="20" w:after="20" w:line="252" w:lineRule="auto"/>
               <w:jc w:val="center"/>
+              <w:rPr>
+                <w:lang w:eastAsia="ja-JP"/>
+              </w:rPr>
             </w:pPr>
           </w:p>
         </w:tc>
@@ -4608,6 +4994,9 @@
           <w:p>
             <w:pPr>
               <w:spacing w:before="20" w:after="20" w:line="252" w:lineRule="auto"/>
+              <w:rPr>
+                <w:lang w:eastAsia="ja-JP"/>
+              </w:rPr>
             </w:pPr>
           </w:p>
         </w:tc>
@@ -4619,6 +5008,9 @@
             <w:pPr>
               <w:spacing w:before="20" w:after="20" w:line="252" w:lineRule="auto"/>
               <w:jc w:val="center"/>
+              <w:rPr>
+                <w:lang w:eastAsia="ja-JP"/>
+              </w:rPr>
             </w:pPr>
           </w:p>
         </w:tc>
@@ -4627,6 +5019,9 @@
     <w:p>
       <w:pPr>
         <w:spacing w:after="0"/>
+        <w:rPr>
+          <w:lang w:eastAsia="ja-JP"/>
+        </w:rPr>
       </w:pPr>
     </w:p>
     <w:p>
@@ -7097,6 +7492,7 @@
               <w:rPr>
                 <w:sz w:val="19"/>
               </w:rPr>
+              <w:lastRenderedPageBreak/>
               <w:t>セキュリティ</w:t>
             </w:r>
           </w:p>
@@ -7378,7 +7774,6 @@
                 <w:b/>
                 <w:sz w:val="19"/>
               </w:rPr>
-              <w:lastRenderedPageBreak/>
               <w:t>ID</w:t>
             </w:r>
           </w:p>
@@ -8491,7 +8886,6 @@
         <w:pStyle w:val="1"/>
       </w:pPr>
       <w:r>
-        <w:lastRenderedPageBreak/>
         <w:t xml:space="preserve">9. </w:t>
       </w:r>
       <w:r>
